--- a/files/Sean_Kaspar_Resume.docx
+++ b/files/Sean_Kaspar_Resume.docx
@@ -91,7 +91,7 @@
           <w:sz w:val="20"/>
           <w:szCs w:val="20"/>
         </w:rPr>
-        <w:t>https://github.com/seankaspar92</w:t>
+        <w:t>https://seankaspar92.github.io/Portfolio/</w:t>
       </w:r>
     </w:p>
     <w:p>
